--- a/pipeline/ArchitectureDesignAndAudit/ProviderPipeline_LowLevelDesign_v34.docx
+++ b/pipeline/ArchitectureDesignAndAudit/ProviderPipeline_LowLevelDesign_v34.docx
@@ -4510,6 +4510,101 @@
       </w:r>
     </w:p>
     <w:p>
+      <w:pPr>
+        <w:rPr>
+          <w:color w:val="4F6228" w:themeColor="accent3" w:themeShade="80"/>
+        </w:rPr>
+      </w:pPr>
+      <w:r>
+        <w:rPr>
+          <w:color w:val="4F6228" w:themeColor="accent3" w:themeShade="80"/>
+        </w:rPr>
+        <w:t xml:space="preserve">&lt;/ skip: </w:t>
+      </w:r>
+      <w:r>
+        <w:rPr>
+          <w:color w:val="4F6228" w:themeColor="accent3" w:themeShade="80"/>
+        </w:rPr>
+        <w:t xml:space="preserve">I think you are saying that </w:t>
+      </w:r>
+      <w:proofErr w:type="gramStart"/>
+      <w:r>
+        <w:rPr>
+          <w:color w:val="4F6228" w:themeColor="accent3" w:themeShade="80"/>
+        </w:rPr>
+        <w:t>in order to</w:t>
+      </w:r>
+      <w:proofErr w:type="gramEnd"/>
+      <w:r>
+        <w:rPr>
+          <w:color w:val="4F6228" w:themeColor="accent3" w:themeShade="80"/>
+        </w:rPr>
+        <w:t xml:space="preserve"> install docker we need certain software to be present first, and if that is what you are saying, you need to say it more articulately. I want you to rework this text to be more </w:t>
+      </w:r>
+      <w:proofErr w:type="spellStart"/>
+      <w:r>
+        <w:rPr>
+          <w:color w:val="4F6228" w:themeColor="accent3" w:themeShade="80"/>
+        </w:rPr>
+        <w:t>articulat</w:t>
+      </w:r>
+      <w:proofErr w:type="spellEnd"/>
+      <w:r>
+        <w:rPr>
+          <w:color w:val="4F6228" w:themeColor="accent3" w:themeShade="80"/>
+        </w:rPr>
+        <w:t xml:space="preserve">. If you are saying something </w:t>
+      </w:r>
+      <w:proofErr w:type="gramStart"/>
+      <w:r>
+        <w:rPr>
+          <w:color w:val="4F6228" w:themeColor="accent3" w:themeShade="80"/>
+        </w:rPr>
+        <w:t>else</w:t>
+      </w:r>
+      <w:proofErr w:type="gramEnd"/>
+      <w:r>
+        <w:rPr>
+          <w:color w:val="4F6228" w:themeColor="accent3" w:themeShade="80"/>
+        </w:rPr>
+        <w:t xml:space="preserve"> then I’m lost. </w:t>
+      </w:r>
+      <w:proofErr w:type="spellStart"/>
+      <w:r>
+        <w:rPr>
+          <w:color w:val="4F6228" w:themeColor="accent3" w:themeShade="80"/>
+        </w:rPr>
+        <w:t>Potentilly</w:t>
+      </w:r>
+      <w:proofErr w:type="spellEnd"/>
+      <w:r>
+        <w:rPr>
+          <w:color w:val="4F6228" w:themeColor="accent3" w:themeShade="80"/>
+        </w:rPr>
+        <w:t xml:space="preserve"> you must </w:t>
+      </w:r>
+      <w:proofErr w:type="gramStart"/>
+      <w:r>
+        <w:rPr>
+          <w:color w:val="4F6228" w:themeColor="accent3" w:themeShade="80"/>
+        </w:rPr>
+        <w:t>say  X</w:t>
+      </w:r>
+      <w:proofErr w:type="gramEnd"/>
+      <w:r>
+        <w:rPr>
+          <w:color w:val="4F6228" w:themeColor="accent3" w:themeShade="80"/>
+        </w:rPr>
+        <w:t xml:space="preserve"> is missing and must be installed. There is an order that this must happen A, B, C (where A B and C are the sequential steps in a numbered list</w:t>
+      </w:r>
+      <w:r>
+        <w:rPr>
+          <w:color w:val="4F6228" w:themeColor="accent3" w:themeShade="80"/>
+        </w:rPr>
+        <w:t>&gt;</w:t>
+      </w:r>
+    </w:p>
+    <w:p>
       <w:r>
         <w:rPr>
           <w:color w:val="C00000"/>
@@ -4520,7 +4615,7 @@
         <w:rPr>
           <w:color w:val="C00000"/>
         </w:rPr>
-        <w:t xml:space="preserve"> &lt;/ skip: this is completely incoherent rework it&gt;</w:t>
+        <w:t xml:space="preserve"> </w:t>
       </w:r>
     </w:p>
     <w:p>
@@ -4528,15 +4623,13 @@
         <w:rPr>
           <w:color w:val="C00000"/>
         </w:rPr>
-        <w:t>GAP (v33 post-issue): The docker run invocation in cloud-init MUST include -e CHATHEALTHY_NODE_IDENTITY='pipeline-control' (the long-lived-identity value from pipeline/Code/bootstrap.py). Absent this env var the Controller aborts at bootstrap with a FATAL message. The value is fixed; not derived from run parameters.</w:t>
-      </w:r>
-    </w:p>
-    <w:p>
+        <w:t>OSPROFILE SSH (v33). Linux VM osProfile requires SSH key OR password auth. Runbook fetches AZ_VM_ADMIN_SSH_PUBKEY from Automation Variables and populates linuxConfiguration.ssh.publicKeys[0].keyData. NSG denies inbound SSH; the key satisfies ARM validation, not interactive use.</w:t>
+      </w:r>
       <w:r>
         <w:rPr>
           <w:color w:val="C00000"/>
         </w:rPr>
-        <w:t>OSPROFILE SSH (v33). Linux VM osProfile requires SSH key OR password auth. Runbook fetches AZ_VM_ADMIN_SSH_PUBKEY from Automation Variables and populates linuxConfiguration.ssh.publicKeys[0].keyData. NSG denies inbound SSH; the key satisfies ARM validation, not interactive use.</w:t>
+        <w:t xml:space="preserve"> </w:t>
       </w:r>
     </w:p>
     <w:p>
@@ -5814,174 +5907,197 @@
         <w:t>Deploy Topology</w:t>
       </w:r>
       <w:r>
-        <w:t xml:space="preserve"> is what exists permanently in Azure between </w:t>
+        <w:t xml:space="preserve"> is what exists permanently in Azure between runs </w:t>
+      </w:r>
+      <w:r>
+        <w:t xml:space="preserve">and is deployed using the </w:t>
+      </w:r>
+      <w:proofErr w:type="spellStart"/>
+      <w:r>
+        <w:t>ChatHealty</w:t>
+      </w:r>
+      <w:proofErr w:type="spellEnd"/>
+      <w:r>
+        <w:t xml:space="preserve"> </w:t>
+      </w:r>
+      <w:proofErr w:type="spellStart"/>
+      <w:r>
+        <w:t>Deppoyment</w:t>
+      </w:r>
+      <w:proofErr w:type="spellEnd"/>
+      <w:r>
+        <w:t xml:space="preserve"> script as defined in &lt;/skip: cite reference to deployment </w:t>
+      </w:r>
+      <w:proofErr w:type="spellStart"/>
+      <w:r>
+        <w:t>feachure</w:t>
+      </w:r>
+      <w:proofErr w:type="spellEnd"/>
+      <w:r>
+        <w:t>. &gt;</w:t>
+      </w:r>
+      <w:r>
+        <w:t xml:space="preserve">— the network, the vaults, the registries, the automation account, the storage accounts, the source-archive Blob container — every resource that </w:t>
+      </w:r>
+      <w:r>
+        <w:rPr>
+          <w:rFonts w:ascii="Consolas" w:hAnsi="Consolas"/>
+        </w:rPr>
+        <w:t>deploy_chathealthy.py</w:t>
+      </w:r>
+      <w:r>
+        <w:t xml:space="preserve"> provisions and that survives regardless of whether a pipeline is running. </w:t>
+      </w:r>
+      <w:r>
+        <w:rPr>
+          <w:b/>
+        </w:rPr>
+        <w:t>Runtime Topology</w:t>
+      </w:r>
+      <w:r>
+        <w:t xml:space="preserve"> is what exists only during a run — the Pipeline Run VM, the Controller process, the Worker subprocesses, and per-run transient artifacts under </w:t>
+      </w:r>
+      <w:r>
+        <w:rPr>
+          <w:rFonts w:ascii="Consolas" w:hAnsi="Consolas"/>
+        </w:rPr>
+        <w:t>{env}-pipeline-</w:t>
       </w:r>
       <w:proofErr w:type="gramStart"/>
       <w:r>
-        <w:t>runs —</w:t>
-      </w:r>
+        <w:rPr>
+          <w:rFonts w:ascii="Consolas" w:hAnsi="Consolas"/>
+        </w:rPr>
+        <w:t>transients/{</w:t>
+      </w:r>
+      <w:proofErr w:type="spellStart"/>
       <w:proofErr w:type="gramEnd"/>
       <w:r>
-        <w:t xml:space="preserve"> the network, the vaults, the registries, the automation </w:t>
+        <w:rPr>
+          <w:rFonts w:ascii="Consolas" w:hAnsi="Consolas"/>
+        </w:rPr>
+        <w:t>run_</w:t>
       </w:r>
       <w:proofErr w:type="gramStart"/>
       <w:r>
-        <w:t>account</w:t>
+        <w:rPr>
+          <w:rFonts w:ascii="Consolas" w:hAnsi="Consolas"/>
+        </w:rPr>
+        <w:t>id</w:t>
+      </w:r>
+      <w:proofErr w:type="spellEnd"/>
+      <w:r>
+        <w:rPr>
+          <w:rFonts w:ascii="Consolas" w:hAnsi="Consolas"/>
+        </w:rPr>
+        <w:t>}/</w:t>
+      </w:r>
+      <w:r>
+        <w:t xml:space="preserve"> —</w:t>
       </w:r>
       <w:proofErr w:type="gramEnd"/>
       <w:r>
-        <w:t xml:space="preserve">, the storage accounts, the source-archive Blob container — every resource that </w:t>
-      </w:r>
-      <w:r>
-        <w:rPr>
-          <w:rFonts w:ascii="Consolas" w:hAnsi="Consolas"/>
-        </w:rPr>
-        <w:t>deploy_chathealthy.py</w:t>
-      </w:r>
-      <w:r>
-        <w:t xml:space="preserve"> provisions and that survives regardless of whether a pipeline is running. </w:t>
-      </w:r>
+        <w:t xml:space="preserve"> every element that is created at run start and destroyed at run end. Deploy topology is provisioned once per manifest change; runtime topology is provisioned once per run.</w:t>
+      </w:r>
+    </w:p>
+    <w:p>
       <w:r>
         <w:rPr>
           <w:b/>
         </w:rPr>
-        <w:t>Runtime Topology</w:t>
-      </w:r>
-      <w:r>
-        <w:t xml:space="preserve"> is what exists only during a run — the Pipeline Run VM, the Controller process, the Worker subprocesses, and per-run transient artifacts under </w:t>
-      </w:r>
-      <w:r>
-        <w:rPr>
-          <w:rFonts w:ascii="Consolas" w:hAnsi="Consolas"/>
-        </w:rPr>
-        <w:t>{env}-pipeline-</w:t>
+        <w:t>Source-archive Blob lifetime — clarification.</w:t>
+      </w:r>
+      <w:r>
+        <w:t xml:space="preserve"> The source-archive </w:t>
       </w:r>
       <w:proofErr w:type="gramStart"/>
       <w:r>
-        <w:rPr>
-          <w:rFonts w:ascii="Consolas" w:hAnsi="Consolas"/>
-        </w:rPr>
-        <w:t>transients/{</w:t>
-      </w:r>
-      <w:proofErr w:type="spellStart"/>
+        <w:t>container (</w:t>
+      </w:r>
+      <w:r>
+        <w:rPr>
+          <w:rFonts w:ascii="Consolas" w:hAnsi="Consolas"/>
+        </w:rPr>
+        <w:t>{env}-</w:t>
+      </w:r>
       <w:proofErr w:type="gramEnd"/>
       <w:r>
         <w:rPr>
           <w:rFonts w:ascii="Consolas" w:hAnsi="Consolas"/>
         </w:rPr>
-        <w:t>run_</w:t>
+        <w:t>pipeline-</w:t>
       </w:r>
       <w:proofErr w:type="gramStart"/>
       <w:r>
         <w:rPr>
           <w:rFonts w:ascii="Consolas" w:hAnsi="Consolas"/>
         </w:rPr>
-        <w:t>id</w:t>
-      </w:r>
-      <w:proofErr w:type="spellEnd"/>
-      <w:r>
-        <w:rPr>
-          <w:rFonts w:ascii="Consolas" w:hAnsi="Consolas"/>
-        </w:rPr>
-        <w:t>}/</w:t>
-      </w:r>
-      <w:r>
-        <w:t xml:space="preserve"> —</w:t>
-      </w:r>
+        <w:t>sources/{source}/{</w:t>
+      </w:r>
+      <w:proofErr w:type="spellStart"/>
       <w:proofErr w:type="gramEnd"/>
       <w:r>
-        <w:t xml:space="preserve"> every element that is created at run start and destroyed at run end. Deploy topology is provisioned once per manifest change; runtime topology is provisioned once per run.</w:t>
-      </w:r>
-    </w:p>
-    <w:p>
-      <w:r>
-        <w:rPr>
-          <w:b/>
-        </w:rPr>
-        <w:t>Source-archive Blob lifetime — clarification.</w:t>
-      </w:r>
-      <w:r>
-        <w:t xml:space="preserve"> The source-archive </w:t>
+        <w:rPr>
+          <w:rFonts w:ascii="Consolas" w:hAnsi="Consolas"/>
+        </w:rPr>
+        <w:t>content_</w:t>
       </w:r>
       <w:proofErr w:type="gramStart"/>
       <w:r>
-        <w:t>container (</w:t>
-      </w:r>
-      <w:r>
-        <w:rPr>
-          <w:rFonts w:ascii="Consolas" w:hAnsi="Consolas"/>
-        </w:rPr>
-        <w:t>{env}-</w:t>
+        <w:rPr>
+          <w:rFonts w:ascii="Consolas" w:hAnsi="Consolas"/>
+        </w:rPr>
+        <w:t>hash</w:t>
+      </w:r>
+      <w:proofErr w:type="spellEnd"/>
+      <w:r>
+        <w:rPr>
+          <w:rFonts w:ascii="Consolas" w:hAnsi="Consolas"/>
+        </w:rPr>
+        <w:t>}/{filename}</w:t>
+      </w:r>
+      <w:r>
+        <w:t>)</w:t>
       </w:r>
       <w:proofErr w:type="gramEnd"/>
       <w:r>
-        <w:rPr>
-          <w:rFonts w:ascii="Consolas" w:hAnsi="Consolas"/>
-        </w:rPr>
-        <w:t>pipeline-</w:t>
+        <w:t xml:space="preserve"> is Deploy Topology, not Runtime Topology. Prior-month source files are NOT destroyed at their run's end. They are retained until superseded — specifically, the prior successful run's source archive is destroyed at the end of the NEXT successful run that </w:t>
       </w:r>
       <w:proofErr w:type="gramStart"/>
       <w:r>
-        <w:rPr>
-          <w:rFonts w:ascii="Consolas" w:hAnsi="Consolas"/>
-        </w:rPr>
-        <w:t>sources/{source}/{</w:t>
-      </w:r>
-      <w:proofErr w:type="spellStart"/>
+        <w:t>fetched</w:t>
+      </w:r>
       <w:proofErr w:type="gramEnd"/>
       <w:r>
-        <w:rPr>
-          <w:rFonts w:ascii="Consolas" w:hAnsi="Consolas"/>
-        </w:rPr>
-        <w:t>content_</w:t>
+        <w:t xml:space="preserve"> a newer source (identified by a distinct </w:t>
+      </w:r>
+      <w:proofErr w:type="spellStart"/>
+      <w:r>
+        <w:rPr>
+          <w:rFonts w:ascii="Consolas" w:hAnsi="Consolas"/>
+        </w:rPr>
+        <w:t>content_hash</w:t>
+      </w:r>
+      <w:proofErr w:type="spellEnd"/>
+      <w:r>
+        <w:t xml:space="preserve">). This retention rule preserves the ability to replay a run against its exact source bytes even after the next run has </w:t>
       </w:r>
       <w:proofErr w:type="gramStart"/>
       <w:r>
-        <w:rPr>
-          <w:rFonts w:ascii="Consolas" w:hAnsi="Consolas"/>
-        </w:rPr>
-        <w:t>hash</w:t>
-      </w:r>
-      <w:proofErr w:type="spellEnd"/>
-      <w:r>
-        <w:rPr>
-          <w:rFonts w:ascii="Consolas" w:hAnsi="Consolas"/>
-        </w:rPr>
-        <w:t>}/{filename}</w:t>
-      </w:r>
-      <w:r>
-        <w:t>)</w:t>
+        <w:t>begun.</w:t>
+      </w:r>
+      <w:r>
+        <w:rPr>
+          <w:color w:val="C0504D" w:themeColor="accent2"/>
+        </w:rPr>
+        <w:t>&lt;</w:t>
       </w:r>
       <w:proofErr w:type="gramEnd"/>
       <w:r>
-        <w:t xml:space="preserve"> is Deploy Topology, not Runtime Topology. Prior-month source files are NOT destroyed at their run's end. They are retained until superseded — specifically, the prior successful run's source archive is destroyed at the end of the NEXT successful run that </w:t>
-      </w:r>
-      <w:proofErr w:type="gramStart"/>
-      <w:r>
-        <w:t>fetched</w:t>
-      </w:r>
-      <w:proofErr w:type="gramEnd"/>
-      <w:r>
-        <w:t xml:space="preserve"> a newer source (identified by a distinct </w:t>
-      </w:r>
-      <w:proofErr w:type="spellStart"/>
-      <w:r>
-        <w:rPr>
-          <w:rFonts w:ascii="Consolas" w:hAnsi="Consolas"/>
-        </w:rPr>
-        <w:t>content_hash</w:t>
-      </w:r>
-      <w:proofErr w:type="spellEnd"/>
-      <w:r>
-        <w:t xml:space="preserve">). This retention rule preserves the ability to </w:t>
-      </w:r>
-      <w:proofErr w:type="gramStart"/>
-      <w:r>
-        <w:t>replay</w:t>
-      </w:r>
-      <w:proofErr w:type="gramEnd"/>
-      <w:r>
-        <w:t xml:space="preserve"> a run against its exact source bytes even after the next run has begun.</w:t>
+        <w:rPr>
+          <w:color w:val="C0504D" w:themeColor="accent2"/>
+        </w:rPr>
+        <w:t>/ skip: this paragraph seems to be 100% in the wrong place. Probably it belongs in the section where you outline ‘fetch sources within the sequence of runs more it appropriately&gt;</w:t>
       </w:r>
     </w:p>
     <w:p>
@@ -6118,6 +6234,7 @@
         <w:rPr>
           <w:b/>
         </w:rPr>
+        <w:lastRenderedPageBreak/>
         <w:t>Subnet `</w:t>
       </w:r>
       <w:proofErr w:type="spellStart"/>
@@ -6146,7 +6263,6 @@
         <w:rPr>
           <w:b/>
         </w:rPr>
-        <w:lastRenderedPageBreak/>
         <w:t>Subnet `</w:t>
       </w:r>
       <w:proofErr w:type="spellStart"/>
@@ -6258,13 +6374,8 @@
       <w:r>
         <w:t xml:space="preserve"> webhook.</w:t>
       </w:r>
-    </w:p>
-    <w:p>
-      <w:r>
-        <w:rPr>
-          <w:color w:val="C00000"/>
-        </w:rPr>
-        <w:t>DEPLOY-CHAIN SCHEDULE WIRING (v33). Deploy chain reads azure_automation.schedule_names on each runbook target and (a) creates any schedule whose name matches SCH-&lt;x&gt;-&lt;N&gt;(min|hour) on the AA if missing, (b) links schedule to runbook via deterministic-GUID job-schedule. Names not matching that convention (e.g. SCH-ProviderPipeline-0200UTC) are handled separately.</w:t>
+      <w:r>
+        <w:t xml:space="preserve"> </w:t>
       </w:r>
     </w:p>
     <w:p>
@@ -6272,13 +6383,44 @@
         <w:pStyle w:val="ListBullet"/>
       </w:pPr>
       <w:r>
-        <w:rPr>
-          <w:b/>
-        </w:rPr>
-        <w:t>Provider Pipeline Runbook</w:t>
-      </w:r>
-      <w:r>
-        <w:t xml:space="preserve"> (short-lived Python).</w:t>
+        <w:t>DEPLOY-CHAIN SCHEDULE WIRING (v33). Deploy chain reads azure_</w:t>
+      </w:r>
+      <w:proofErr w:type="gramStart"/>
+      <w:r>
+        <w:t>automation.schedule</w:t>
+      </w:r>
+      <w:proofErr w:type="gramEnd"/>
+      <w:r>
+        <w:t>_names on each runbook target and</w:t>
+      </w:r>
+      <w:r>
+        <w:t>:</w:t>
+      </w:r>
+    </w:p>
+    <w:p>
+      <w:pPr>
+        <w:pStyle w:val="ListBullet"/>
+        <w:tabs>
+          <w:tab w:val="clear" w:pos="360"/>
+          <w:tab w:val="num" w:pos="720"/>
+        </w:tabs>
+        <w:ind w:left="720"/>
+      </w:pPr>
+      <w:r>
+        <w:t xml:space="preserve"> (a) creates any schedule whose name matches SCH-&lt;x&gt;-&lt;N&gt;(min|hour) on the AA if missing, </w:t>
+      </w:r>
+    </w:p>
+    <w:p>
+      <w:pPr>
+        <w:pStyle w:val="ListBullet"/>
+        <w:tabs>
+          <w:tab w:val="clear" w:pos="360"/>
+          <w:tab w:val="num" w:pos="720"/>
+        </w:tabs>
+        <w:ind w:left="720"/>
+      </w:pPr>
+      <w:r>
+        <w:t>(b) links schedule to runbook via deterministic-GUID job-schedule. Names not matching that convention (e.g. SCH-ProviderPipeline-0200UTC) are handled separately.</w:t>
       </w:r>
     </w:p>
     <w:p>
@@ -6289,18 +6431,10 @@
         <w:rPr>
           <w:b/>
         </w:rPr>
-        <w:t>Watchdog Runbook</w:t>
-      </w:r>
-      <w:r>
-        <w:t xml:space="preserve"> (30-minute </w:t>
-      </w:r>
-      <w:proofErr w:type="spellStart"/>
-      <w:r>
-        <w:t>cron</w:t>
-      </w:r>
-      <w:proofErr w:type="spellEnd"/>
-      <w:r>
-        <w:t>).</w:t>
+        <w:t>Provider Pipeline Runbook</w:t>
+      </w:r>
+      <w:r>
+        <w:t xml:space="preserve"> (short-lived Python).</w:t>
       </w:r>
     </w:p>
     <w:p>
@@ -6311,18 +6445,18 @@
         <w:rPr>
           <w:b/>
         </w:rPr>
-        <w:t>Webhook</w:t>
-      </w:r>
-      <w:r>
-        <w:t xml:space="preserve"> with signed token for on-demand invocation.</w:t>
-      </w:r>
-    </w:p>
-    <w:p>
-      <w:r>
-        <w:rPr>
-          <w:b/>
-        </w:rPr>
-        <w:t>Compute prerequisites:</w:t>
+        <w:t>Watchdog Runbook</w:t>
+      </w:r>
+      <w:r>
+        <w:t xml:space="preserve"> (30-minute </w:t>
+      </w:r>
+      <w:proofErr w:type="spellStart"/>
+      <w:r>
+        <w:t>cron</w:t>
+      </w:r>
+      <w:proofErr w:type="spellEnd"/>
+      <w:r>
+        <w:t>).</w:t>
       </w:r>
     </w:p>
     <w:p>
@@ -6333,28 +6467,63 @@
         <w:rPr>
           <w:b/>
         </w:rPr>
-        <w:t>Azure Container Registry</w:t>
-      </w:r>
-      <w:r>
-        <w:t xml:space="preserve"> holding the pipeline image (tag = git SHA). Images are built by </w:t>
-      </w:r>
-      <w:r>
-        <w:rPr>
-          <w:rFonts w:ascii="Consolas" w:hAnsi="Consolas"/>
-        </w:rPr>
-        <w:t>build_chathealthy.py</w:t>
-      </w:r>
-      <w:r>
-        <w:t xml:space="preserve"> and pushed by </w:t>
-      </w:r>
-      <w:r>
-        <w:rPr>
-          <w:rFonts w:ascii="Consolas" w:hAnsi="Consolas"/>
-        </w:rPr>
-        <w:t>deploy_chathealthy.py</w:t>
-      </w:r>
-      <w:r>
-        <w:t>.</w:t>
+        <w:t>Webhook</w:t>
+      </w:r>
+      <w:r>
+        <w:t xml:space="preserve"> with signed token for on-demand invocation.</w:t>
+      </w:r>
+    </w:p>
+    <w:p>
+      <w:pPr>
+        <w:pStyle w:val="Heading3"/>
+      </w:pPr>
+      <w:r>
+        <w:t>Compute</w:t>
+      </w:r>
+      <w:r>
+        <w:t xml:space="preserve"> and metadata</w:t>
+      </w:r>
+      <w:r>
+        <w:t xml:space="preserve"> prerequisites:</w:t>
+      </w:r>
+    </w:p>
+    <w:p>
+      <w:pPr>
+        <w:rPr>
+          <w:color w:val="4F6228" w:themeColor="accent3" w:themeShade="80"/>
+        </w:rPr>
+      </w:pPr>
+      <w:r>
+        <w:rPr>
+          <w:color w:val="4F6228" w:themeColor="accent3" w:themeShade="80"/>
+        </w:rPr>
+        <w:t xml:space="preserve">&lt;/Skip: this section is a mess. You need a Level 3 heading that explains that there are several kinds of prerequisites, </w:t>
+      </w:r>
+      <w:proofErr w:type="gramStart"/>
+      <w:r>
+        <w:rPr>
+          <w:color w:val="4F6228" w:themeColor="accent3" w:themeShade="80"/>
+        </w:rPr>
+        <w:t>compute</w:t>
+      </w:r>
+      <w:proofErr w:type="gramEnd"/>
+      <w:r>
+        <w:rPr>
+          <w:color w:val="4F6228" w:themeColor="accent3" w:themeShade="80"/>
+        </w:rPr>
+        <w:t xml:space="preserve">, environment, security etc. I don’t care how you classify it, and then you need separate sections for each type of prerequisite, and they must be as a bullet list per type. Currently this is a </w:t>
+      </w:r>
+      <w:r>
+        <w:rPr>
+          <w:color w:val="4F6228" w:themeColor="accent3" w:themeShade="80"/>
+        </w:rPr>
+        <w:t>chaotic</w:t>
+      </w:r>
+      <w:r>
+        <w:rPr>
+          <w:color w:val="4F6228" w:themeColor="accent3" w:themeShade="80"/>
+        </w:rPr>
+        <w:t xml:space="preserve"> list of requirements that needs more order&gt;</w:t>
       </w:r>
     </w:p>
     <w:p>
@@ -6365,33 +6534,25 @@
         <w:rPr>
           <w:b/>
         </w:rPr>
-        <w:t>User-assigned Managed Identity</w:t>
-      </w:r>
-      <w:r>
-        <w:t xml:space="preserve"> </w:t>
-      </w:r>
-      <w:r>
-        <w:rPr>
-          <w:rFonts w:ascii="Consolas" w:hAnsi="Consolas"/>
-        </w:rPr>
-        <w:t>mi-pipeline-control</w:t>
-      </w:r>
-      <w:r>
-        <w:t xml:space="preserve"> with Key Vault read scoped to the pipeline-control cert secret and the vendor API key secrets, and with Contributor on the resource group scoped to the VM tag </w:t>
-      </w:r>
-      <w:proofErr w:type="spellStart"/>
-      <w:r>
-        <w:rPr>
-          <w:rFonts w:ascii="Consolas" w:hAnsi="Consolas"/>
-        </w:rPr>
-        <w:t>pipeline_run_id</w:t>
-      </w:r>
-      <w:proofErr w:type="spellEnd"/>
-      <w:r>
-        <w:rPr>
-          <w:rFonts w:ascii="Consolas" w:hAnsi="Consolas"/>
-        </w:rPr>
-        <w:t>=*</w:t>
+        <w:t>Azure Container Registry</w:t>
+      </w:r>
+      <w:r>
+        <w:t xml:space="preserve"> holding the pipeline image (tag = git SHA). Images are built by </w:t>
+      </w:r>
+      <w:r>
+        <w:rPr>
+          <w:rFonts w:ascii="Consolas" w:hAnsi="Consolas"/>
+        </w:rPr>
+        <w:t>build_chathealthy.py</w:t>
+      </w:r>
+      <w:r>
+        <w:t xml:space="preserve"> and pushed by </w:t>
+      </w:r>
+      <w:r>
+        <w:rPr>
+          <w:rFonts w:ascii="Consolas" w:hAnsi="Consolas"/>
+        </w:rPr>
+        <w:t>deploy_chathealthy.py</w:t>
       </w:r>
       <w:r>
         <w:t>.</w:t>
@@ -6414,74 +6575,27 @@
         <w:rPr>
           <w:rFonts w:ascii="Consolas" w:hAnsi="Consolas"/>
         </w:rPr>
-        <w:t>mi-runbook</w:t>
-      </w:r>
-      <w:r>
-        <w:t xml:space="preserve"> with Contributor on the resource group scoped to </w:t>
-      </w:r>
-      <w:proofErr w:type="spellStart"/>
-      <w:r>
-        <w:rPr>
-          <w:rFonts w:ascii="Consolas" w:hAnsi="Consolas"/>
-        </w:rPr>
-        <w:t>vnet</w:t>
-      </w:r>
-      <w:proofErr w:type="spellEnd"/>
-      <w:r>
-        <w:rPr>
-          <w:rFonts w:ascii="Consolas" w:hAnsi="Consolas"/>
-        </w:rPr>
-        <w:t>-</w:t>
-      </w:r>
-      <w:proofErr w:type="spellStart"/>
-      <w:r>
-        <w:rPr>
-          <w:rFonts w:ascii="Consolas" w:hAnsi="Consolas"/>
-        </w:rPr>
-        <w:t>chathealthy</w:t>
-      </w:r>
-      <w:proofErr w:type="spellEnd"/>
-      <w:r>
-        <w:rPr>
-          <w:rFonts w:ascii="Consolas" w:hAnsi="Consolas"/>
-        </w:rPr>
-        <w:t>-pipeline-*</w:t>
-      </w:r>
-      <w:r>
-        <w:t xml:space="preserve"> and </w:t>
-      </w:r>
-      <w:proofErr w:type="spellStart"/>
-      <w:r>
-        <w:rPr>
-          <w:rFonts w:ascii="Consolas" w:hAnsi="Consolas"/>
-        </w:rPr>
-        <w:t>snet</w:t>
-      </w:r>
-      <w:proofErr w:type="spellEnd"/>
-      <w:r>
-        <w:rPr>
-          <w:rFonts w:ascii="Consolas" w:hAnsi="Consolas"/>
-        </w:rPr>
-        <w:t>-pipeline-compute</w:t>
-      </w:r>
-      <w:r>
-        <w:t xml:space="preserve"> (for VM create) and Key Vault read on the Automation-managed secrets.</w:t>
-      </w:r>
-    </w:p>
-    <w:p>
-      <w:r>
-        <w:rPr>
-          <w:color w:val="C00000"/>
-        </w:rPr>
-        <w:t>RBAC ADDITIONS (v33). mi-runbook: + Virtual Machine Contributor (RG), + Network Contributor (RG), + Managed Identity Operator (mi-control -- required to attach mi-control as UserAssigned identity to the VM). mi-control: + Virtual Machine Contributor (RG -- so its finally-block az vm delete succeeds).</w:t>
-      </w:r>
-    </w:p>
-    <w:p>
-      <w:r>
-        <w:rPr>
-          <w:b/>
-        </w:rPr>
-        <w:t>Secret substrate:</w:t>
+        <w:t>mi-pipeline-control</w:t>
+      </w:r>
+      <w:r>
+        <w:t xml:space="preserve"> with Key Vault read scoped to the pipeline-control cert secret and the vendor API key secrets, and with Contributor on the resource group scoped to the VM tag </w:t>
+      </w:r>
+      <w:proofErr w:type="spellStart"/>
+      <w:r>
+        <w:rPr>
+          <w:rFonts w:ascii="Consolas" w:hAnsi="Consolas"/>
+        </w:rPr>
+        <w:t>pipeline_run_id</w:t>
+      </w:r>
+      <w:proofErr w:type="spellEnd"/>
+      <w:r>
+        <w:rPr>
+          <w:rFonts w:ascii="Consolas" w:hAnsi="Consolas"/>
+        </w:rPr>
+        <w:t>=*</w:t>
+      </w:r>
+      <w:r>
+        <w:t>.</w:t>
       </w:r>
     </w:p>
     <w:p>
@@ -6492,43 +6606,67 @@
         <w:rPr>
           <w:b/>
         </w:rPr>
-        <w:t>Azure Key Vault</w:t>
+        <w:t>User-assigned Managed Identity</w:t>
       </w:r>
       <w:r>
         <w:t xml:space="preserve"> </w:t>
       </w:r>
-      <w:proofErr w:type="spellStart"/>
-      <w:r>
-        <w:rPr>
-          <w:rFonts w:ascii="Consolas" w:hAnsi="Consolas"/>
-        </w:rPr>
-        <w:t>kv-chpipeline</w:t>
-      </w:r>
-      <w:proofErr w:type="spellEnd"/>
-      <w:r>
-        <w:rPr>
-          <w:rFonts w:ascii="Consolas" w:hAnsi="Consolas"/>
-        </w:rPr>
-        <w:t>-&lt;env&gt;</w:t>
-      </w:r>
-      <w:r>
-        <w:t xml:space="preserve"> holding the pipeline-control F-003 cert, vendor API keys, Twilio + </w:t>
-      </w:r>
-      <w:proofErr w:type="spellStart"/>
-      <w:r>
-        <w:t>SparkPost</w:t>
-      </w:r>
-      <w:proofErr w:type="spellEnd"/>
-      <w:r>
-        <w:t xml:space="preserve"> credentials, the F-003 CA root, and the webhook token.</w:t>
-      </w:r>
-    </w:p>
-    <w:p>
-      <w:r>
-        <w:rPr>
-          <w:b/>
-        </w:rPr>
-        <w:t>Storage substrate:</w:t>
+      <w:r>
+        <w:rPr>
+          <w:rFonts w:ascii="Consolas" w:hAnsi="Consolas"/>
+        </w:rPr>
+        <w:t>mi-runbook</w:t>
+      </w:r>
+      <w:r>
+        <w:t xml:space="preserve"> with Contributor on the resource group scoped to </w:t>
+      </w:r>
+      <w:proofErr w:type="spellStart"/>
+      <w:r>
+        <w:rPr>
+          <w:rFonts w:ascii="Consolas" w:hAnsi="Consolas"/>
+        </w:rPr>
+        <w:t>vnet</w:t>
+      </w:r>
+      <w:proofErr w:type="spellEnd"/>
+      <w:r>
+        <w:rPr>
+          <w:rFonts w:ascii="Consolas" w:hAnsi="Consolas"/>
+        </w:rPr>
+        <w:t>-</w:t>
+      </w:r>
+      <w:proofErr w:type="spellStart"/>
+      <w:r>
+        <w:rPr>
+          <w:rFonts w:ascii="Consolas" w:hAnsi="Consolas"/>
+        </w:rPr>
+        <w:t>chathealthy</w:t>
+      </w:r>
+      <w:proofErr w:type="spellEnd"/>
+      <w:r>
+        <w:rPr>
+          <w:rFonts w:ascii="Consolas" w:hAnsi="Consolas"/>
+        </w:rPr>
+        <w:t>-pipeline-*</w:t>
+      </w:r>
+      <w:r>
+        <w:t xml:space="preserve"> and </w:t>
+      </w:r>
+      <w:proofErr w:type="spellStart"/>
+      <w:r>
+        <w:rPr>
+          <w:rFonts w:ascii="Consolas" w:hAnsi="Consolas"/>
+        </w:rPr>
+        <w:t>snet</w:t>
+      </w:r>
+      <w:proofErr w:type="spellEnd"/>
+      <w:r>
+        <w:rPr>
+          <w:rFonts w:ascii="Consolas" w:hAnsi="Consolas"/>
+        </w:rPr>
+        <w:t>-pipeline-compute</w:t>
+      </w:r>
+      <w:r>
+        <w:t xml:space="preserve"> (for VM create) and Key Vault read on the Automation-managed secrets.</w:t>
       </w:r>
     </w:p>
     <w:p>
@@ -6536,40 +6674,15 @@
         <w:pStyle w:val="ListBullet"/>
       </w:pPr>
       <w:r>
+        <w:t>RBAC ADDITIONS (v33). mi-runbook: + Virtual Machine Contributor (RG), + Network Contributor (RG), + Managed Identity Operator (mi-control -- required to attach mi-control as UserAssigned identity to the VM). mi-control: + Virtual Machine Contributor (RG -- so its finally-block az vm delete succeeds).</w:t>
+      </w:r>
+    </w:p>
+    <w:p>
+      <w:r>
         <w:rPr>
           <w:b/>
         </w:rPr>
-        <w:lastRenderedPageBreak/>
-        <w:t>Azure Storage Account</w:t>
-      </w:r>
-      <w:r>
-        <w:t xml:space="preserve"> with two containers: </w:t>
-      </w:r>
-      <w:r>
-        <w:rPr>
-          <w:rFonts w:ascii="Consolas" w:hAnsi="Consolas"/>
-        </w:rPr>
-        <w:t>{env}-pipeline-sources</w:t>
-      </w:r>
-      <w:r>
-        <w:t xml:space="preserve"> (permanent-until-superseded source archives, keyed by content hash) and </w:t>
-      </w:r>
-      <w:r>
-        <w:rPr>
-          <w:rFonts w:ascii="Consolas" w:hAnsi="Consolas"/>
-        </w:rPr>
-        <w:t>{env}-pipeline-transients</w:t>
-      </w:r>
-      <w:r>
-        <w:t xml:space="preserve"> (per-run scratch and per-run artifacts).</w:t>
-      </w:r>
-    </w:p>
-    <w:p>
-      <w:r>
-        <w:rPr>
-          <w:b/>
-        </w:rPr>
-        <w:t>Data substrate:</w:t>
+        <w:t>Secret substrate:</w:t>
       </w:r>
     </w:p>
     <w:p>
@@ -6580,7 +6693,8 @@
         <w:rPr>
           <w:b/>
         </w:rPr>
-        <w:t>MongoDB Atlas front-end cluster</w:t>
+        <w:lastRenderedPageBreak/>
+        <w:t>Azure Key Vault</w:t>
       </w:r>
       <w:r>
         <w:t xml:space="preserve"> </w:t>
@@ -6590,22 +6704,33 @@
         <w:rPr>
           <w:rFonts w:ascii="Consolas" w:hAnsi="Consolas"/>
         </w:rPr>
-        <w:t>chathealthyfrontend</w:t>
-      </w:r>
-      <w:proofErr w:type="spellEnd"/>
-      <w:r>
-        <w:t xml:space="preserve"> (multi-purpose; the pipeline uses the </w:t>
-      </w:r>
-      <w:proofErr w:type="gramStart"/>
-      <w:r>
-        <w:rPr>
-          <w:rFonts w:ascii="Consolas" w:hAnsi="Consolas"/>
-        </w:rPr>
-        <w:t>pipeline.*</w:t>
-      </w:r>
-      <w:proofErr w:type="gramEnd"/>
-      <w:r>
-        <w:t xml:space="preserve"> databases; the front-end app uses others).</w:t>
+        <w:t>kv-chpipeline</w:t>
+      </w:r>
+      <w:proofErr w:type="spellEnd"/>
+      <w:r>
+        <w:rPr>
+          <w:rFonts w:ascii="Consolas" w:hAnsi="Consolas"/>
+        </w:rPr>
+        <w:t>-&lt;env&gt;</w:t>
+      </w:r>
+      <w:r>
+        <w:t xml:space="preserve"> holding the pipeline-control F-003 cert, vendor API keys, Twilio + </w:t>
+      </w:r>
+      <w:proofErr w:type="spellStart"/>
+      <w:r>
+        <w:t>SparkPost</w:t>
+      </w:r>
+      <w:proofErr w:type="spellEnd"/>
+      <w:r>
+        <w:t xml:space="preserve"> credentials, the F-003 CA root, and the webhook token.</w:t>
+      </w:r>
+    </w:p>
+    <w:p>
+      <w:r>
+        <w:rPr>
+          <w:b/>
+        </w:rPr>
+        <w:t>Storage substrate:</w:t>
       </w:r>
     </w:p>
     <w:p>
@@ -6616,21 +6741,28 @@
         <w:rPr>
           <w:b/>
         </w:rPr>
-        <w:t>MongoDB Atlas pipeline cluster</w:t>
-      </w:r>
-      <w:r>
-        <w:t xml:space="preserve"> </w:t>
-      </w:r>
-      <w:proofErr w:type="spellStart"/>
-      <w:r>
-        <w:rPr>
-          <w:rFonts w:ascii="Consolas" w:hAnsi="Consolas"/>
-        </w:rPr>
-        <w:t>chathealthydatapipeline</w:t>
-      </w:r>
-      <w:proofErr w:type="spellEnd"/>
-      <w:r>
-        <w:t xml:space="preserve"> (paused when no live pipeline reservation exists).</w:t>
+        <w:t>Azure Storage Account</w:t>
+      </w:r>
+      <w:r>
+        <w:t xml:space="preserve"> with two containers: </w:t>
+      </w:r>
+      <w:r>
+        <w:rPr>
+          <w:rFonts w:ascii="Consolas" w:hAnsi="Consolas"/>
+        </w:rPr>
+        <w:t>{env}-pipeline-sources</w:t>
+      </w:r>
+      <w:r>
+        <w:t xml:space="preserve"> (permanent-until-superseded source archives, keyed by content hash) and </w:t>
+      </w:r>
+      <w:r>
+        <w:rPr>
+          <w:rFonts w:ascii="Consolas" w:hAnsi="Consolas"/>
+        </w:rPr>
+        <w:t>{env}-pipeline-transients</w:t>
+      </w:r>
+      <w:r>
+        <w:t xml:space="preserve"> (per-run scratch and per-run artifacts).</w:t>
       </w:r>
     </w:p>
     <w:p>
@@ -6638,7 +6770,7 @@
         <w:rPr>
           <w:b/>
         </w:rPr>
-        <w:t>Observability substrate:</w:t>
+        <w:t>Data substrate:</w:t>
       </w:r>
     </w:p>
     <w:p>
@@ -6649,6 +6781,75 @@
         <w:rPr>
           <w:b/>
         </w:rPr>
+        <w:t>MongoDB Atlas front-end cluster</w:t>
+      </w:r>
+      <w:r>
+        <w:t xml:space="preserve"> </w:t>
+      </w:r>
+      <w:proofErr w:type="spellStart"/>
+      <w:r>
+        <w:rPr>
+          <w:rFonts w:ascii="Consolas" w:hAnsi="Consolas"/>
+        </w:rPr>
+        <w:t>chathealthyfrontend</w:t>
+      </w:r>
+      <w:proofErr w:type="spellEnd"/>
+      <w:r>
+        <w:t xml:space="preserve"> (multi-purpose; the pipeline uses the </w:t>
+      </w:r>
+      <w:proofErr w:type="gramStart"/>
+      <w:r>
+        <w:rPr>
+          <w:rFonts w:ascii="Consolas" w:hAnsi="Consolas"/>
+        </w:rPr>
+        <w:t>pipeline.*</w:t>
+      </w:r>
+      <w:proofErr w:type="gramEnd"/>
+      <w:r>
+        <w:t xml:space="preserve"> databases; the front-end app uses others).</w:t>
+      </w:r>
+    </w:p>
+    <w:p>
+      <w:pPr>
+        <w:pStyle w:val="ListBullet"/>
+      </w:pPr>
+      <w:r>
+        <w:rPr>
+          <w:b/>
+        </w:rPr>
+        <w:t>MongoDB Atlas pipeline cluster</w:t>
+      </w:r>
+      <w:r>
+        <w:t xml:space="preserve"> </w:t>
+      </w:r>
+      <w:proofErr w:type="spellStart"/>
+      <w:r>
+        <w:rPr>
+          <w:rFonts w:ascii="Consolas" w:hAnsi="Consolas"/>
+        </w:rPr>
+        <w:t>chathealthydatapipeline</w:t>
+      </w:r>
+      <w:proofErr w:type="spellEnd"/>
+      <w:r>
+        <w:t xml:space="preserve"> (paused when no live pipeline reservation exists).</w:t>
+      </w:r>
+    </w:p>
+    <w:p>
+      <w:r>
+        <w:rPr>
+          <w:b/>
+        </w:rPr>
+        <w:t>Observability substrate:</w:t>
+      </w:r>
+    </w:p>
+    <w:p>
+      <w:pPr>
+        <w:pStyle w:val="ListBullet"/>
+      </w:pPr>
+      <w:r>
+        <w:rPr>
+          <w:b/>
+        </w:rPr>
         <w:t>Log destination</w:t>
       </w:r>
       <w:r>
@@ -6791,6 +6992,80 @@
       <w:proofErr w:type="gramEnd"/>
       <w:r>
         <w:t>, by task, by state, or by task × state — to isolate one specific slice of the pipeline's execution.</w:t>
+      </w:r>
+    </w:p>
+    <w:p>
+      <w:pPr>
+        <w:pStyle w:val="ListBullet"/>
+        <w:numPr>
+          <w:ilvl w:val="0"/>
+          <w:numId w:val="0"/>
+        </w:numPr>
+        <w:rPr>
+          <w:color w:val="4F6228" w:themeColor="accent3" w:themeShade="80"/>
+        </w:rPr>
+      </w:pPr>
+      <w:r>
+        <w:rPr>
+          <w:b/>
+          <w:color w:val="4F6228" w:themeColor="accent3" w:themeShade="80"/>
+        </w:rPr>
+        <w:t>&lt;</w:t>
+      </w:r>
+      <w:r>
+        <w:rPr>
+          <w:b/>
+          <w:color w:val="4F6228" w:themeColor="accent3" w:themeShade="80"/>
+        </w:rPr>
+        <w:t xml:space="preserve"> / Skip: the paragraph below is in the wrong section. This is not a description of a prerequisite it is a description of a business rule this is because you do not go through the steps of deployment methodically. Use the sequence diagram and if </w:t>
+      </w:r>
+      <w:proofErr w:type="gramStart"/>
+      <w:r>
+        <w:rPr>
+          <w:b/>
+          <w:color w:val="4F6228" w:themeColor="accent3" w:themeShade="80"/>
+        </w:rPr>
+        <w:t>necessary</w:t>
+      </w:r>
+      <w:proofErr w:type="gramEnd"/>
+      <w:r>
+        <w:rPr>
+          <w:b/>
+          <w:color w:val="4F6228" w:themeColor="accent3" w:themeShade="80"/>
+        </w:rPr>
+        <w:t xml:space="preserve"> fix it, and just below it </w:t>
+      </w:r>
+      <w:proofErr w:type="gramStart"/>
+      <w:r>
+        <w:rPr>
+          <w:b/>
+          <w:color w:val="4F6228" w:themeColor="accent3" w:themeShade="80"/>
+        </w:rPr>
+        <w:t>have</w:t>
+      </w:r>
+      <w:proofErr w:type="gramEnd"/>
+      <w:r>
+        <w:rPr>
+          <w:b/>
+          <w:color w:val="4F6228" w:themeColor="accent3" w:themeShade="80"/>
+        </w:rPr>
+        <w:t xml:space="preserve"> a section that walks through the steps of the sequence diagram with this sort </w:t>
+      </w:r>
+      <w:proofErr w:type="gramStart"/>
+      <w:r>
+        <w:rPr>
+          <w:b/>
+          <w:color w:val="4F6228" w:themeColor="accent3" w:themeShade="80"/>
+        </w:rPr>
+        <w:t>of  narrative</w:t>
+      </w:r>
+      <w:proofErr w:type="gramEnd"/>
+      <w:r>
+        <w:rPr>
+          <w:b/>
+          <w:color w:val="4F6228" w:themeColor="accent3" w:themeShade="80"/>
+        </w:rPr>
+        <w:t xml:space="preserve">, e.g. if we can’t log we ab end.&gt; </w:t>
       </w:r>
     </w:p>
     <w:p>
@@ -7369,14 +7644,6 @@
     <w:p>
       <w:r>
         <w:rPr>
-          <w:color w:val="C00000"/>
-        </w:rPr>
-        <w:t>Sizing (v33). Default VM_SIZE Standard_D8s_v6 fits under the default 10-core subscription quota. National-scale runs require operator-requested quota bump (cores + standardDSv5Family); when granted, VM_SIZE overridable to Standard_D32s_v5 via Automation Variable AUTOMATION_VM_SIZE (read via automationassets, NOT os.environ). Original v32 text preserved above for reference.</w:t>
-      </w:r>
-    </w:p>
-    <w:p>
-      <w:r>
-        <w:rPr>
           <w:b/>
         </w:rPr>
         <w:t>Cost.</w:t>
@@ -7528,11 +7795,7 @@
         <w:t>finally</w:t>
       </w:r>
       <w:r>
-        <w:t xml:space="preserve"> firing (SIGKILL, kernel panic, VM force-stop), the Watchdog Runbook catches the abandoned VM via the </w:t>
-      </w:r>
-      <w:r>
-        <w:lastRenderedPageBreak/>
-        <w:t xml:space="preserve">detection state machine in §3.1.2 and fires </w:t>
+        <w:t xml:space="preserve"> firing (SIGKILL, kernel panic, VM force-stop), the Watchdog Runbook catches the abandoned VM via the detection state machine in §3.1.2 and fires </w:t>
       </w:r>
       <w:proofErr w:type="spellStart"/>
       <w:r>
@@ -7571,6 +7834,7 @@
         <w:pStyle w:val="Heading3"/>
       </w:pPr>
       <w:r>
+        <w:lastRenderedPageBreak/>
         <w:t>4.3.2 Controller process</w:t>
       </w:r>
     </w:p>
@@ -8045,7 +8309,6 @@
         <w:rPr>
           <w:b/>
         </w:rPr>
-        <w:lastRenderedPageBreak/>
         <w:t>Claim primitive.</w:t>
       </w:r>
     </w:p>
@@ -8114,6 +8377,13 @@
           <w:sz w:val="18"/>
         </w:rPr>
         <w:br/>
+      </w:r>
+      <w:r>
+        <w:rPr>
+          <w:rFonts w:ascii="Consolas" w:hAnsi="Consolas"/>
+          <w:sz w:val="18"/>
+        </w:rPr>
+        <w:lastRenderedPageBreak/>
         <w:t xml:space="preserve">  update = {$</w:t>
       </w:r>
       <w:proofErr w:type="gramStart"/>
@@ -8659,7 +8929,6 @@
     </w:p>
     <w:p>
       <w:r>
-        <w:lastRenderedPageBreak/>
         <w:t xml:space="preserve">Realizes EPIC-008-F-012-S-019 (Zero Trust). Every runtime component sits inside the declared </w:t>
       </w:r>
       <w:proofErr w:type="spellStart"/>
@@ -8677,6 +8946,7 @@
       </w:pPr>
       <w:bookmarkStart w:id="9" w:name="_Toc235526921"/>
       <w:r>
+        <w:lastRenderedPageBreak/>
         <w:t>5. Sequence of Operations</w:t>
       </w:r>
       <w:bookmarkEnd w:id="9"/>
@@ -8961,7 +9231,6 @@
         <w:rPr>
           <w:rFonts w:ascii="Consolas" w:hAnsi="Consolas"/>
         </w:rPr>
-        <w:lastRenderedPageBreak/>
         <w:t>PIPELINE_NAME = "provider"</w:t>
       </w:r>
     </w:p>
@@ -9099,7 +9368,14 @@
         <w:rPr>
           <w:rFonts w:ascii="Consolas" w:hAnsi="Consolas"/>
         </w:rPr>
-        <w:t xml:space="preserve"> ∈ {"single", "</w:t>
+        <w:t xml:space="preserve"> ∈ {"single", </w:t>
+      </w:r>
+      <w:r>
+        <w:rPr>
+          <w:rFonts w:ascii="Consolas" w:hAnsi="Consolas"/>
+        </w:rPr>
+        <w:lastRenderedPageBreak/>
+        <w:t>"</w:t>
       </w:r>
       <w:proofErr w:type="spellStart"/>
       <w:r>
@@ -9527,11 +9803,7 @@
       </w:r>
       <w:proofErr w:type="gramEnd"/>
       <w:r>
-        <w:t xml:space="preserve">, records that are new, and records that are removed are touched. This mode exists to skip </w:t>
-      </w:r>
-      <w:r>
-        <w:lastRenderedPageBreak/>
-        <w:t>the expensive per-record enrichment (county cascade, geocoding vendor calls, RUCC lookup) on the ~95% of providers whose record bundles are unchanged month-over-month.</w:t>
+        <w:t>, records that are new, and records that are removed are touched. This mode exists to skip the expensive per-record enrichment (county cascade, geocoding vendor calls, RUCC lookup) on the ~95% of providers whose record bundles are unchanged month-over-month.</w:t>
       </w:r>
     </w:p>
     <w:p>
@@ -9550,6 +9822,7 @@
     </w:p>
     <w:p>
       <w:r>
+        <w:lastRenderedPageBreak/>
         <w:t xml:space="preserve">The </w:t>
       </w:r>
       <w:proofErr w:type="spellStart"/>
@@ -10145,6 +10418,7 @@
           </w:tcPr>
           <w:p>
             <w:r>
+              <w:lastRenderedPageBreak/>
               <w:t xml:space="preserve">C. Controller process </w:t>
             </w:r>
             <w:proofErr w:type="gramStart"/>
@@ -10653,24 +10927,21 @@
     </w:p>
     <w:p>
       <w:r>
-        <w:rPr>
-          <w:color w:val="C00000"/>
-        </w:rPr>
         <w:t>ATLAS API AUTH (v33). Auth is HTTP Digest (Atlas API keys are Digest-only; Basic is silently rejected as 401 UNEXPECTED_ERROR). Uses requests.HTTPDigestAuth; urllib's HTTPDigestAuthHandler mishandles Atlas's challenge shape. TLS pinned to certifi's CA bundle since AA Python 3 sandbox trust store lacks Atlas's cert chain.</w:t>
       </w:r>
     </w:p>
     <w:p>
       <w:r>
+        <w:t xml:space="preserve">   - Fetch vendor API keys from Key Vault.</w:t>
+      </w:r>
+    </w:p>
+    <w:p>
+      <w:r>
+        <w:t xml:space="preserve">RESERVATION LIFECYCLE (v33 override). The runbook creates the reservation on the front cluster's admin.cluster_lifecycle collection immediately after the VM PUT succeeds. Reservation fields: {_id, run_id, vm_name, requester=provider_pipeline_runbook, start_time=NOW, expiry_at=NOW+10h, reservation_class=pipeline_run, pipeline_name=provider}. Controller </w:t>
+      </w:r>
+      <w:r>
         <w:lastRenderedPageBreak/>
-        <w:t xml:space="preserve">   - Fetch vendor API keys from Key Vault.</w:t>
-      </w:r>
-    </w:p>
-    <w:p>
-      <w:r>
-        <w:rPr>
-          <w:color w:val="C00000"/>
-        </w:rPr>
-        <w:t>RESERVATION LIFECYCLE (v33 override). The runbook creates the reservation on the front cluster's admin.cluster_lifecycle collection immediately after the VM PUT succeeds. Reservation fields: {_id, run_id, vm_name, requester=provider_pipeline_runbook, start_time=NOW, expiry_at=NOW+10h, reservation_class=pipeline_run, pipeline_name=provider}. Controller inherits and DELETES the reservation in its main.finally as the primary release path. ReservationReaper is the safety net for expiry_at &lt; NOW (Controller crashed hard, never hit finally).</w:t>
+        <w:t>inherits and DELETES the reservation in its main.finally as the primary release path. ReservationReaper is the safety net for expiry_at &lt; NOW (Controller crashed hard, never hit finally).</w:t>
       </w:r>
     </w:p>
     <w:p>
@@ -11060,14 +11331,7 @@
         <w:rPr>
           <w:rFonts w:ascii="Consolas" w:hAnsi="Consolas"/>
         </w:rPr>
-        <w:t>generativelanguage.googleapis.com/v1beta/models/gemini-</w:t>
-      </w:r>
-      <w:r>
-        <w:rPr>
-          <w:rFonts w:ascii="Consolas" w:hAnsi="Consolas"/>
-        </w:rPr>
-        <w:lastRenderedPageBreak/>
-        <w:t>2.5-flash-lite:generateContent</w:t>
+        <w:t>generativelanguage.googleapis.com/v1beta/models/gemini-2.5-flash-lite:generateContent</w:t>
       </w:r>
       <w:proofErr w:type="gramEnd"/>
       <w:r>
@@ -11177,6 +11441,13 @@
           <w:sz w:val="18"/>
         </w:rPr>
         <w:br/>
+      </w:r>
+      <w:r>
+        <w:rPr>
+          <w:rFonts w:ascii="Consolas" w:hAnsi="Consolas"/>
+          <w:sz w:val="18"/>
+        </w:rPr>
+        <w:lastRenderedPageBreak/>
         <w:t xml:space="preserve">                     (e.g. "2026-07", "v2026.7", or the filename if any).</w:t>
       </w:r>
       <w:r>
@@ -11650,7 +11921,6 @@
         <w:pStyle w:val="ListNumber"/>
       </w:pPr>
       <w:r>
-        <w:lastRenderedPageBreak/>
         <w:t xml:space="preserve">Fire freshness gate (§5.2.3) → yields </w:t>
       </w:r>
       <w:r>
@@ -11739,6 +12009,7 @@
     </w:p>
     <w:p>
       <w:r>
+        <w:lastRenderedPageBreak/>
         <w:t xml:space="preserve">   - Stream bytes to </w:t>
       </w:r>
       <w:r>
@@ -12262,7 +12533,6 @@
         <w:rPr>
           <w:b/>
         </w:rPr>
-        <w:lastRenderedPageBreak/>
         <w:t>Failure modes.</w:t>
       </w:r>
       <w:r>
@@ -12285,6 +12555,7 @@
         <w:pStyle w:val="Heading3"/>
       </w:pPr>
       <w:r>
+        <w:lastRenderedPageBreak/>
         <w:t>5.2.6 Delete target scope</w:t>
       </w:r>
     </w:p>
@@ -12739,50 +13010,50 @@
         <w:rPr>
           <w:b/>
         </w:rPr>
+        <w:t>Failure modes.</w:t>
+      </w:r>
+      <w:r>
+        <w:t xml:space="preserve"> Parse error → per-row </w:t>
+      </w:r>
+      <w:r>
+        <w:rPr>
+          <w:rFonts w:ascii="Consolas" w:hAnsi="Consolas"/>
+        </w:rPr>
+        <w:t>discrepancy</w:t>
+      </w:r>
+      <w:r>
+        <w:t xml:space="preserve"> </w:t>
+      </w:r>
+      <w:r>
+        <w:rPr>
+          <w:rFonts w:ascii="Consolas" w:hAnsi="Consolas"/>
+        </w:rPr>
+        <w:t>reason="</w:t>
+      </w:r>
+      <w:proofErr w:type="spellStart"/>
+      <w:r>
+        <w:rPr>
+          <w:rFonts w:ascii="Consolas" w:hAnsi="Consolas"/>
+        </w:rPr>
+        <w:t>parse_error</w:t>
+      </w:r>
+      <w:proofErr w:type="spellEnd"/>
+      <w:r>
+        <w:rPr>
+          <w:rFonts w:ascii="Consolas" w:hAnsi="Consolas"/>
+        </w:rPr>
+        <w:t>"</w:t>
+      </w:r>
+      <w:r>
+        <w:t>, row skipped, load continues. Bulk-write failure → Worker retries 3× on the failing batch, terminal → step fails.</w:t>
+      </w:r>
+    </w:p>
+    <w:p>
+      <w:r>
+        <w:rPr>
+          <w:b/>
+        </w:rPr>
         <w:lastRenderedPageBreak/>
-        <w:t>Failure modes.</w:t>
-      </w:r>
-      <w:r>
-        <w:t xml:space="preserve"> Parse error → per-row </w:t>
-      </w:r>
-      <w:r>
-        <w:rPr>
-          <w:rFonts w:ascii="Consolas" w:hAnsi="Consolas"/>
-        </w:rPr>
-        <w:t>discrepancy</w:t>
-      </w:r>
-      <w:r>
-        <w:t xml:space="preserve"> </w:t>
-      </w:r>
-      <w:r>
-        <w:rPr>
-          <w:rFonts w:ascii="Consolas" w:hAnsi="Consolas"/>
-        </w:rPr>
-        <w:t>reason="</w:t>
-      </w:r>
-      <w:proofErr w:type="spellStart"/>
-      <w:r>
-        <w:rPr>
-          <w:rFonts w:ascii="Consolas" w:hAnsi="Consolas"/>
-        </w:rPr>
-        <w:t>parse_error</w:t>
-      </w:r>
-      <w:proofErr w:type="spellEnd"/>
-      <w:r>
-        <w:rPr>
-          <w:rFonts w:ascii="Consolas" w:hAnsi="Consolas"/>
-        </w:rPr>
-        <w:t>"</w:t>
-      </w:r>
-      <w:r>
-        <w:t>, row skipped, load continues. Bulk-write failure → Worker retries 3× on the failing batch, terminal → step fails.</w:t>
-      </w:r>
-    </w:p>
-    <w:p>
-      <w:r>
-        <w:rPr>
-          <w:b/>
-        </w:rPr>
         <w:t>Mongo touches.</w:t>
       </w:r>
       <w:r>
@@ -13206,7 +13477,6 @@
         <w:rPr>
           <w:rFonts w:ascii="Consolas" w:hAnsi="Consolas"/>
         </w:rPr>
-        <w:lastRenderedPageBreak/>
         <w:t>kind</w:t>
       </w:r>
       <w:r>
@@ -13255,6 +13525,7 @@
         <w:rPr>
           <w:rFonts w:ascii="Consolas" w:hAnsi="Consolas"/>
         </w:rPr>
+        <w:lastRenderedPageBreak/>
         <w:t>enumeration_date</w:t>
       </w:r>
       <w:proofErr w:type="spellEnd"/>
@@ -14050,7 +14321,6 @@
         <w:pStyle w:val="ListBullet"/>
       </w:pPr>
       <w:r>
-        <w:lastRenderedPageBreak/>
         <w:t xml:space="preserve">NPPES </w:t>
       </w:r>
       <w:r>
@@ -14068,6 +14338,7 @@
         <w:pStyle w:val="Heading4"/>
       </w:pPr>
       <w:r>
+        <w:lastRenderedPageBreak/>
         <w:t>5.2.9.2 Individual (Type 1 additions)</w:t>
       </w:r>
     </w:p>
@@ -14641,58 +14912,58 @@
         <w:rPr>
           <w:b/>
         </w:rPr>
+        <w:t>Failure modes.</w:t>
+      </w:r>
+      <w:r>
+        <w:t xml:space="preserve"> Schema violation → </w:t>
+      </w:r>
+      <w:r>
+        <w:rPr>
+          <w:rFonts w:ascii="Consolas" w:hAnsi="Consolas"/>
+        </w:rPr>
+        <w:t>discrepancy</w:t>
+      </w:r>
+      <w:r>
+        <w:t xml:space="preserve"> </w:t>
+      </w:r>
+      <w:r>
+        <w:rPr>
+          <w:rFonts w:ascii="Consolas" w:hAnsi="Consolas"/>
+        </w:rPr>
+        <w:t>reason="</w:t>
+      </w:r>
+      <w:proofErr w:type="spellStart"/>
+      <w:r>
+        <w:rPr>
+          <w:rFonts w:ascii="Consolas" w:hAnsi="Consolas"/>
+        </w:rPr>
+        <w:t>schema_violation</w:t>
+      </w:r>
+      <w:proofErr w:type="spellEnd"/>
+      <w:r>
+        <w:rPr>
+          <w:rFonts w:ascii="Consolas" w:hAnsi="Consolas"/>
+        </w:rPr>
+        <w:t>"</w:t>
+      </w:r>
+      <w:r>
+        <w:t xml:space="preserve">, record skipped. </w:t>
+      </w:r>
+      <w:proofErr w:type="spellStart"/>
+      <w:r>
+        <w:t>Upsert</w:t>
+      </w:r>
+      <w:proofErr w:type="spellEnd"/>
+      <w:r>
+        <w:t xml:space="preserve"> failure → Worker retries per-record 3× on failure, terminal → work-item fails.</w:t>
+      </w:r>
+    </w:p>
+    <w:p>
+      <w:r>
+        <w:rPr>
+          <w:b/>
+        </w:rPr>
         <w:lastRenderedPageBreak/>
-        <w:t>Failure modes.</w:t>
-      </w:r>
-      <w:r>
-        <w:t xml:space="preserve"> Schema violation → </w:t>
-      </w:r>
-      <w:r>
-        <w:rPr>
-          <w:rFonts w:ascii="Consolas" w:hAnsi="Consolas"/>
-        </w:rPr>
-        <w:t>discrepancy</w:t>
-      </w:r>
-      <w:r>
-        <w:t xml:space="preserve"> </w:t>
-      </w:r>
-      <w:r>
-        <w:rPr>
-          <w:rFonts w:ascii="Consolas" w:hAnsi="Consolas"/>
-        </w:rPr>
-        <w:t>reason="</w:t>
-      </w:r>
-      <w:proofErr w:type="spellStart"/>
-      <w:r>
-        <w:rPr>
-          <w:rFonts w:ascii="Consolas" w:hAnsi="Consolas"/>
-        </w:rPr>
-        <w:t>schema_violation</w:t>
-      </w:r>
-      <w:proofErr w:type="spellEnd"/>
-      <w:r>
-        <w:rPr>
-          <w:rFonts w:ascii="Consolas" w:hAnsi="Consolas"/>
-        </w:rPr>
-        <w:t>"</w:t>
-      </w:r>
-      <w:r>
-        <w:t xml:space="preserve">, record skipped. </w:t>
-      </w:r>
-      <w:proofErr w:type="spellStart"/>
-      <w:r>
-        <w:t>Upsert</w:t>
-      </w:r>
-      <w:proofErr w:type="spellEnd"/>
-      <w:r>
-        <w:t xml:space="preserve"> failure → Worker retries per-record 3× on failure, terminal → work-item fails.</w:t>
-      </w:r>
-    </w:p>
-    <w:p>
-      <w:r>
-        <w:rPr>
-          <w:b/>
-        </w:rPr>
         <w:t>Mongo touches.</w:t>
       </w:r>
       <w:r>
@@ -15206,34 +15477,34 @@
         <w:pStyle w:val="Heading3"/>
       </w:pPr>
       <w:r>
+        <w:t xml:space="preserve">5.2.12 Type-2 first </w:t>
+      </w:r>
+      <w:proofErr w:type="gramStart"/>
+      <w:r>
+        <w:t>branch — *</w:t>
+      </w:r>
+      <w:proofErr w:type="gramEnd"/>
+      <w:r>
+        <w:t>fan-out to state × entity-type continues*</w:t>
+      </w:r>
+    </w:p>
+    <w:p>
+      <w:r>
+        <w:rPr>
+          <w:b/>
+        </w:rPr>
+        <w:t>Purpose.</w:t>
+      </w:r>
+      <w:r>
+        <w:t xml:space="preserve"> Complete institutional-specific normalization: legal name + DBA, authorized official, parent organization, administrative contact.</w:t>
+      </w:r>
+    </w:p>
+    <w:p>
+      <w:r>
+        <w:rPr>
+          <w:b/>
+        </w:rPr>
         <w:lastRenderedPageBreak/>
-        <w:t xml:space="preserve">5.2.12 Type-2 first </w:t>
-      </w:r>
-      <w:proofErr w:type="gramStart"/>
-      <w:r>
-        <w:t>branch — *</w:t>
-      </w:r>
-      <w:proofErr w:type="gramEnd"/>
-      <w:r>
-        <w:t>fan-out to state × entity-type continues*</w:t>
-      </w:r>
-    </w:p>
-    <w:p>
-      <w:r>
-        <w:rPr>
-          <w:b/>
-        </w:rPr>
-        <w:t>Purpose.</w:t>
-      </w:r>
-      <w:r>
-        <w:t xml:space="preserve"> Complete institutional-specific normalization: legal name + DBA, authorized official, parent organization, administrative contact.</w:t>
-      </w:r>
-    </w:p>
-    <w:p>
-      <w:r>
-        <w:rPr>
-          <w:b/>
-        </w:rPr>
         <w:t>REQ anchors.</w:t>
       </w:r>
       <w:r>
@@ -15744,62 +16015,62 @@
         <w:rPr>
           <w:b/>
         </w:rPr>
+        <w:t>Cascade order.</w:t>
+      </w:r>
+      <w:r>
+        <w:t xml:space="preserve"> </w:t>
+      </w:r>
+      <w:proofErr w:type="spellStart"/>
+      <w:r>
+        <w:rPr>
+          <w:rFonts w:ascii="Consolas" w:hAnsi="Consolas"/>
+        </w:rPr>
+        <w:t>zip_crosswalk</w:t>
+      </w:r>
+      <w:proofErr w:type="spellEnd"/>
+      <w:r>
+        <w:t xml:space="preserve"> (free) → </w:t>
+      </w:r>
+      <w:proofErr w:type="spellStart"/>
+      <w:r>
+        <w:rPr>
+          <w:rFonts w:ascii="Consolas" w:hAnsi="Consolas"/>
+        </w:rPr>
+        <w:t>census_batch</w:t>
+      </w:r>
+      <w:proofErr w:type="spellEnd"/>
+      <w:r>
+        <w:t xml:space="preserve"> (free) → </w:t>
+      </w:r>
+      <w:proofErr w:type="spellStart"/>
+      <w:r>
+        <w:rPr>
+          <w:rFonts w:ascii="Consolas" w:hAnsi="Consolas"/>
+        </w:rPr>
+        <w:t>nppes_registry</w:t>
+      </w:r>
+      <w:proofErr w:type="spellEnd"/>
+      <w:r>
+        <w:t xml:space="preserve"> (free, throttled ~5 req/s per IP) → </w:t>
+      </w:r>
+      <w:proofErr w:type="spellStart"/>
+      <w:r>
+        <w:rPr>
+          <w:rFonts w:ascii="Consolas" w:hAnsi="Consolas"/>
+        </w:rPr>
+        <w:t>google_maps</w:t>
+      </w:r>
+      <w:proofErr w:type="spellEnd"/>
+      <w:r>
+        <w:t xml:space="preserve"> (paid, throttled per manifest quota).</w:t>
+      </w:r>
+    </w:p>
+    <w:p>
+      <w:r>
+        <w:rPr>
+          <w:b/>
+        </w:rPr>
         <w:lastRenderedPageBreak/>
-        <w:t>Cascade order.</w:t>
-      </w:r>
-      <w:r>
-        <w:t xml:space="preserve"> </w:t>
-      </w:r>
-      <w:proofErr w:type="spellStart"/>
-      <w:r>
-        <w:rPr>
-          <w:rFonts w:ascii="Consolas" w:hAnsi="Consolas"/>
-        </w:rPr>
-        <w:t>zip_crosswalk</w:t>
-      </w:r>
-      <w:proofErr w:type="spellEnd"/>
-      <w:r>
-        <w:t xml:space="preserve"> (free) → </w:t>
-      </w:r>
-      <w:proofErr w:type="spellStart"/>
-      <w:r>
-        <w:rPr>
-          <w:rFonts w:ascii="Consolas" w:hAnsi="Consolas"/>
-        </w:rPr>
-        <w:t>census_batch</w:t>
-      </w:r>
-      <w:proofErr w:type="spellEnd"/>
-      <w:r>
-        <w:t xml:space="preserve"> (free) → </w:t>
-      </w:r>
-      <w:proofErr w:type="spellStart"/>
-      <w:r>
-        <w:rPr>
-          <w:rFonts w:ascii="Consolas" w:hAnsi="Consolas"/>
-        </w:rPr>
-        <w:t>nppes_registry</w:t>
-      </w:r>
-      <w:proofErr w:type="spellEnd"/>
-      <w:r>
-        <w:t xml:space="preserve"> (free, throttled ~5 req/s per IP) → </w:t>
-      </w:r>
-      <w:proofErr w:type="spellStart"/>
-      <w:r>
-        <w:rPr>
-          <w:rFonts w:ascii="Consolas" w:hAnsi="Consolas"/>
-        </w:rPr>
-        <w:t>google_maps</w:t>
-      </w:r>
-      <w:proofErr w:type="spellEnd"/>
-      <w:r>
-        <w:t xml:space="preserve"> (paid, throttled per manifest quota).</w:t>
-      </w:r>
-    </w:p>
-    <w:p>
-      <w:r>
-        <w:rPr>
-          <w:b/>
-        </w:rPr>
         <w:t>Sub-steps.</w:t>
       </w:r>
       <w:r>
@@ -16378,48 +16649,48 @@
         <w:pStyle w:val="Heading3"/>
       </w:pPr>
       <w:r>
+        <w:t>5.2.17 Type-2 second branch</w:t>
+      </w:r>
+    </w:p>
+    <w:p>
+      <w:r>
+        <w:rPr>
+          <w:b/>
+        </w:rPr>
+        <w:t>Purpose.</w:t>
+      </w:r>
+      <w:r>
+        <w:t xml:space="preserve"> Complete institutional record with human-readable facility-type description and materialize </w:t>
+      </w:r>
+      <w:proofErr w:type="spellStart"/>
+      <w:r>
+        <w:rPr>
+          <w:rFonts w:ascii="Consolas" w:hAnsi="Consolas"/>
+        </w:rPr>
+        <w:t>institutional_identity</w:t>
+      </w:r>
+      <w:proofErr w:type="spellEnd"/>
+      <w:r>
+        <w:t>.</w:t>
+      </w:r>
+    </w:p>
+    <w:p>
+      <w:r>
+        <w:rPr>
+          <w:b/>
+        </w:rPr>
+        <w:t>REQ anchors.</w:t>
+      </w:r>
+      <w:r>
+        <w:t xml:space="preserve"> EPIC-010-F-103-S-007-REQ-B-004.</w:t>
+      </w:r>
+    </w:p>
+    <w:p>
+      <w:r>
+        <w:rPr>
+          <w:b/>
+        </w:rPr>
         <w:lastRenderedPageBreak/>
-        <w:t>5.2.17 Type-2 second branch</w:t>
-      </w:r>
-    </w:p>
-    <w:p>
-      <w:r>
-        <w:rPr>
-          <w:b/>
-        </w:rPr>
-        <w:t>Purpose.</w:t>
-      </w:r>
-      <w:r>
-        <w:t xml:space="preserve"> Complete institutional record with human-readable facility-type description and materialize </w:t>
-      </w:r>
-      <w:proofErr w:type="spellStart"/>
-      <w:r>
-        <w:rPr>
-          <w:rFonts w:ascii="Consolas" w:hAnsi="Consolas"/>
-        </w:rPr>
-        <w:t>institutional_identity</w:t>
-      </w:r>
-      <w:proofErr w:type="spellEnd"/>
-      <w:r>
-        <w:t>.</w:t>
-      </w:r>
-    </w:p>
-    <w:p>
-      <w:r>
-        <w:rPr>
-          <w:b/>
-        </w:rPr>
-        <w:t>REQ anchors.</w:t>
-      </w:r>
-      <w:r>
-        <w:t xml:space="preserve"> EPIC-010-F-103-S-007-REQ-B-004.</w:t>
-      </w:r>
-    </w:p>
-    <w:p>
-      <w:r>
-        <w:rPr>
-          <w:b/>
-        </w:rPr>
         <w:t>Fan-out.</w:t>
       </w:r>
       <w:r>
@@ -16869,7 +17140,6 @@
         <w:rPr>
           <w:b/>
         </w:rPr>
-        <w:lastRenderedPageBreak/>
         <w:t>Failure modes.</w:t>
       </w:r>
       <w:r>
@@ -16945,6 +17215,7 @@
         <w:rPr>
           <w:b/>
         </w:rPr>
+        <w:lastRenderedPageBreak/>
         <w:t>REQ anchors.</w:t>
       </w:r>
       <w:r>
@@ -16961,9 +17232,6 @@
     </w:p>
     <w:p>
       <w:r>
-        <w:rPr>
-          <w:color w:val="C00000"/>
-        </w:rPr>
         <w:t>FINALLY ORDER (v33). The Controller finally block runs in this exact order: (a) delete reservation from admin.cluster_lifecycle, (b) mark run manifest terminal (status=succeeded/failed, ended_at) in chathealthyfrontend.pipeline.runs, (c) fire az vm delete --no-wait on AZURE_VM_NAME. Mongo cleanup MUST complete before VM delete.</w:t>
       </w:r>
     </w:p>
@@ -17252,7 +17520,6 @@
         <w:pStyle w:val="ListBullet"/>
       </w:pPr>
       <w:r>
-        <w:lastRenderedPageBreak/>
         <w:t xml:space="preserve">Every practice-location row where </w:t>
       </w:r>
       <w:r>
@@ -17320,6 +17587,7 @@
         <w:rPr>
           <w:b/>
         </w:rPr>
+        <w:lastRenderedPageBreak/>
         <w:t>Definition (content-identity).</w:t>
       </w:r>
       <w:r>
@@ -17733,11 +18001,7 @@
       </w:r>
       <w:proofErr w:type="gramEnd"/>
       <w:r>
-        <w:t xml:space="preserve">, same freshness gate, same fetch, same archival. Same freshness-gate </w:t>
-      </w:r>
-      <w:r>
-        <w:lastRenderedPageBreak/>
-        <w:t>behavior — always fires; per-source verdict determines fetch vs reuse. Same load-staging (§5.2.7). Staging Workers do NOT compute a byte-hash; they load structured rows as defined in §5.2.7.</w:t>
+        <w:t>, same freshness gate, same fetch, same archival. Same freshness-gate behavior — always fires; per-source verdict determines fetch vs reuse. Same load-staging (§5.2.7). Staging Workers do NOT compute a byte-hash; they load structured rows as defined in §5.2.7.</w:t>
       </w:r>
     </w:p>
     <w:p>
@@ -17745,6 +18009,7 @@
         <w:pStyle w:val="Heading3"/>
       </w:pPr>
       <w:r>
+        <w:lastRenderedPageBreak/>
         <w:t>5.3.6 Diff source vs prior</w:t>
       </w:r>
     </w:p>
@@ -18338,24 +18603,21 @@
         <w:t>&lt;N&gt;</w:t>
       </w:r>
       <w:r>
-        <w:t xml:space="preserve"> document — with its already-computed county, urban flag, license repair, F-105 flags, and every other enrichment — is retained as-is. The Worker does not touch the document. No county </w:t>
-      </w:r>
-      <w:r>
+        <w:t xml:space="preserve"> document — with its already-computed county, urban flag, license repair, F-105 flags, and every other enrichment — is retained as-is. The Worker does not touch the document. No county cascade fires. No RUCC lookup fires. No vendor geocoding call fires. </w:t>
+      </w:r>
+      <w:r>
+        <w:rPr>
+          <w:b/>
+        </w:rPr>
+        <w:t>This is the whole point of Incremental mode.</w:t>
+      </w:r>
+    </w:p>
+    <w:p>
+      <w:r>
+        <w:rPr>
+          <w:b/>
+        </w:rPr>
         <w:lastRenderedPageBreak/>
-        <w:t xml:space="preserve">cascade fires. No RUCC lookup fires. No vendor geocoding call fires. </w:t>
-      </w:r>
-      <w:r>
-        <w:rPr>
-          <w:b/>
-        </w:rPr>
-        <w:t>This is the whole point of Incremental mode.</w:t>
-      </w:r>
-    </w:p>
-    <w:p>
-      <w:r>
-        <w:rPr>
-          <w:b/>
-        </w:rPr>
         <w:t>Reconciliation check.</w:t>
       </w:r>
       <w:r>
@@ -19071,11 +19333,6 @@
     <w:p>
       <w:r>
         <w:t>Same shape as §5.2.20.</w:t>
-      </w:r>
-    </w:p>
-    <w:p>
-      <w:r>
-        <w:br w:type="page"/>
       </w:r>
     </w:p>
     <w:p>
@@ -19084,7 +19341,6 @@
       </w:pPr>
       <w:bookmarkStart w:id="13" w:name="_Toc235526925"/>
       <w:r>
-        <w:lastRenderedPageBreak/>
         <w:t>6. Cross-Cutting Concerns</w:t>
       </w:r>
       <w:bookmarkEnd w:id="13"/>
@@ -19896,6 +20152,7 @@
       </w:pPr>
       <w:bookmarkStart w:id="16" w:name="_Toc235526928"/>
       <w:r>
+        <w:lastRenderedPageBreak/>
         <w:t>6.3 Configuration surface</w:t>
       </w:r>
       <w:bookmarkEnd w:id="16"/>
@@ -20068,7 +20325,6 @@
       </w:pPr>
       <w:bookmarkStart w:id="17" w:name="_Toc235526929"/>
       <w:r>
-        <w:lastRenderedPageBreak/>
         <w:t>6.4 Work reuse across runs — skip-if-done mechanism</w:t>
       </w:r>
       <w:bookmarkEnd w:id="17"/>
@@ -20312,6 +20568,7 @@
       </w:pPr>
       <w:bookmarkStart w:id="19" w:name="_Toc235526931"/>
       <w:r>
+        <w:lastRenderedPageBreak/>
         <w:t>6.6 Audit logging</w:t>
       </w:r>
       <w:bookmarkEnd w:id="19"/>
@@ -20421,11 +20678,7 @@
       </w:r>
       <w:proofErr w:type="spellEnd"/>
       <w:r>
-        <w:t xml:space="preserve"> package </w:t>
-      </w:r>
-      <w:r>
-        <w:lastRenderedPageBreak/>
-        <w:t xml:space="preserve">described in §3.1.10). No pipeline process opens a Python </w:t>
+        <w:t xml:space="preserve"> package described in §3.1.10). No pipeline process opens a Python </w:t>
       </w:r>
       <w:r>
         <w:rPr>
@@ -20815,7 +21068,11 @@
               <w:cnfStyle w:val="000000100000" w:firstRow="0" w:lastRow="0" w:firstColumn="0" w:lastColumn="0" w:oddVBand="0" w:evenVBand="0" w:oddHBand="1" w:evenHBand="0" w:firstRowFirstColumn="0" w:firstRowLastColumn="0" w:lastRowFirstColumn="0" w:lastRowLastColumn="0"/>
             </w:pPr>
             <w:r>
-              <w:t>§5.2.3 Source freshness gate + §5.2.4 Fetch</w:t>
+              <w:t xml:space="preserve">§5.2.3 Source freshness gate </w:t>
+            </w:r>
+            <w:r>
+              <w:lastRenderedPageBreak/>
+              <w:t>+ §5.2.4 Fetch</w:t>
             </w:r>
           </w:p>
         </w:tc>
@@ -20828,7 +21085,12 @@
               <w:cnfStyle w:val="000000100000" w:firstRow="0" w:lastRow="0" w:firstColumn="0" w:lastColumn="0" w:oddVBand="0" w:evenVBand="0" w:oddHBand="1" w:evenHBand="0" w:firstRowFirstColumn="0" w:firstRowLastColumn="0" w:lastRowFirstColumn="0" w:lastRowLastColumn="0"/>
             </w:pPr>
             <w:r>
-              <w:t>none (default when no `</w:t>
+              <w:lastRenderedPageBreak/>
+              <w:t xml:space="preserve">none (default when no </w:t>
+            </w:r>
+            <w:r>
+              <w:lastRenderedPageBreak/>
+              <w:t>`</w:t>
             </w:r>
             <w:proofErr w:type="spellStart"/>
             <w:r>
@@ -20852,6 +21114,7 @@
           </w:tcPr>
           <w:p>
             <w:r>
+              <w:lastRenderedPageBreak/>
               <w:t>`"load staging"`</w:t>
             </w:r>
           </w:p>
@@ -20970,11 +21233,7 @@
             </w:r>
             <w:proofErr w:type="spellEnd"/>
             <w:r>
-              <w:t>&lt;N&gt;`; re-</w:t>
-            </w:r>
-            <w:r>
-              <w:lastRenderedPageBreak/>
-              <w:t>runs branches + county + urban + F-105 stamping)</w:t>
+              <w:t>&lt;N&gt;`; re-runs branches + county + urban + F-105 stamping)</w:t>
             </w:r>
           </w:p>
         </w:tc>
@@ -21390,12 +21649,11 @@
       </w:r>
       <w:proofErr w:type="spellEnd"/>
       <w:r>
-        <w:t>; Controller resets the claim; a fresh Worker picks up the same work-item. No run-level failure; no operator intervention.</w:t>
-      </w:r>
-    </w:p>
-    <w:p>
-      <w:r>
-        <w:br w:type="page"/>
+        <w:t xml:space="preserve">; Controller </w:t>
+      </w:r>
+      <w:r>
+        <w:lastRenderedPageBreak/>
+        <w:t>resets the claim; a fresh Worker picks up the same work-item. No run-level failure; no operator intervention.</w:t>
       </w:r>
     </w:p>
     <w:p>
@@ -21404,7 +21662,6 @@
       </w:pPr>
       <w:bookmarkStart w:id="23" w:name="_Toc235526935"/>
       <w:r>
-        <w:lastRenderedPageBreak/>
         <w:t>7. Data Contracts</w:t>
       </w:r>
       <w:bookmarkEnd w:id="23"/>
@@ -21972,6 +22229,7 @@
           <w:rFonts w:ascii="Consolas" w:hAnsi="Consolas"/>
           <w:sz w:val="18"/>
         </w:rPr>
+        <w:lastRenderedPageBreak/>
         <w:t>{</w:t>
       </w:r>
       <w:r>
@@ -22020,13 +22278,6 @@
           <w:sz w:val="18"/>
         </w:rPr>
         <w:br/>
-      </w:r>
-      <w:r>
-        <w:rPr>
-          <w:rFonts w:ascii="Consolas" w:hAnsi="Consolas"/>
-          <w:sz w:val="18"/>
-        </w:rPr>
-        <w:lastRenderedPageBreak/>
         <w:t xml:space="preserve">  status         : str,               # pending | running | done | failed</w:t>
       </w:r>
       <w:r>
@@ -22986,6 +23237,7 @@
         <w:rPr>
           <w:rFonts w:ascii="Consolas" w:hAnsi="Consolas"/>
         </w:rPr>
+        <w:lastRenderedPageBreak/>
         <w:t>pipeline_sources_pl_pfile</w:t>
       </w:r>
       <w:proofErr w:type="spellEnd"/>
@@ -23018,7 +23270,6 @@
         <w:rPr>
           <w:rFonts w:ascii="Consolas" w:hAnsi="Consolas"/>
         </w:rPr>
-        <w:lastRenderedPageBreak/>
         <w:t>pipeline_sources_zip_county_crosswalk</w:t>
       </w:r>
       <w:proofErr w:type="spellEnd"/>
@@ -29309,7 +29560,7 @@
   <w:abstractNum w:abstractNumId="8" w15:restartNumberingAfterBreak="0">
     <w:nsid w:val="FFFFFF89"/>
     <w:multiLevelType w:val="singleLevel"/>
-    <w:tmpl w:val="29761A62"/>
+    <w:tmpl w:val="7A742232"/>
     <w:lvl w:ilvl="0">
       <w:start w:val="1"/>
       <w:numFmt w:val="bullet"/>
